--- a/docs/毕业设计/Word版/04-测试报告.docx
+++ b/docs/毕业设计/Word版/04-测试报告.docx
@@ -985,6 +985,65 @@
                 <w:sz w:val="21"/>
               </w:rPr>
               <w:t>语音链路、设备切换、界面状态、控制台零报错</w:t>
+            </w:r>
+          </w:p>
+        </w:tc>
+      </w:tr>
+      <w:tr>
+        <w:tc>
+          <w:tcPr>
+            <w:tcW w:type="dxa" w:w="2946"/>
+          </w:tcPr>
+          <w:p>
+            <w:pPr>
+              <w:spacing w:after="40"/>
+            </w:pPr>
+            <w:r/>
+            <w:r>
+              <w:rPr>
+                <w:rFonts w:ascii="宋体" w:hAnsi="宋体" w:eastAsia="宋体"/>
+                <w:b w:val="0"/>
+                <w:sz w:val="21"/>
+              </w:rPr>
+              <w:t>单元层</w:t>
+            </w:r>
+          </w:p>
+        </w:tc>
+        <w:tc>
+          <w:tcPr>
+            <w:tcW w:type="dxa" w:w="2946"/>
+          </w:tcPr>
+          <w:p>
+            <w:pPr>
+              <w:spacing w:after="40"/>
+            </w:pPr>
+            <w:r/>
+            <w:r>
+              <w:rPr>
+                <w:rFonts w:ascii="宋体" w:hAnsi="宋体" w:eastAsia="宋体"/>
+                <w:b w:val="0"/>
+                <w:sz w:val="21"/>
+              </w:rPr>
+              <w:t>断言脚本</w:t>
+            </w:r>
+          </w:p>
+        </w:tc>
+        <w:tc>
+          <w:tcPr>
+            <w:tcW w:type="dxa" w:w="2946"/>
+          </w:tcPr>
+          <w:p>
+            <w:pPr>
+              <w:spacing w:after="40"/>
+            </w:pPr>
+            <w:r/>
+            <w:r>
+              <w:rPr>
+                <w:rFonts w:ascii="宋体" w:hAnsi="宋体" w:eastAsia="宋体"/>
+                <w:b w:val="0"/>
+                <w:sz w:val="21"/>
+              </w:rPr>
+              <w:t>术语归一（含口语混读变体与防误伤红线）</w:t>
             </w:r>
           </w:p>
         </w:tc>
@@ -5003,6 +5062,216 @@
           </w:p>
         </w:tc>
       </w:tr>
+      <w:tr>
+        <w:tc>
+          <w:tcPr>
+            <w:tcW w:type="dxa" w:w="1768"/>
+          </w:tcPr>
+          <w:p>
+            <w:pPr>
+              <w:spacing w:after="40"/>
+            </w:pPr>
+            <w:r/>
+            <w:r>
+              <w:rPr>
+                <w:rFonts w:ascii="宋体" w:hAnsi="宋体" w:eastAsia="宋体"/>
+                <w:b w:val="0"/>
+                <w:sz w:val="21"/>
+              </w:rPr>
+              <w:t>B12</w:t>
+            </w:r>
+          </w:p>
+        </w:tc>
+        <w:tc>
+          <w:tcPr>
+            <w:tcW w:type="dxa" w:w="1768"/>
+          </w:tcPr>
+          <w:p>
+            <w:pPr>
+              <w:spacing w:after="40"/>
+            </w:pPr>
+            <w:r/>
+            <w:r>
+              <w:rPr>
+                <w:rFonts w:ascii="宋体" w:hAnsi="宋体" w:eastAsia="宋体"/>
+                <w:b w:val="0"/>
+                <w:sz w:val="21"/>
+              </w:rPr>
+              <w:t>候选人说「哈 map」既未纠成 HashMap，面试官还臆断成「MQ」</w:t>
+            </w:r>
+          </w:p>
+        </w:tc>
+        <w:tc>
+          <w:tcPr>
+            <w:tcW w:type="dxa" w:w="1768"/>
+          </w:tcPr>
+          <w:p>
+            <w:pPr>
+              <w:spacing w:after="40"/>
+            </w:pPr>
+            <w:r/>
+            <w:r>
+              <w:rPr>
+                <w:rFonts w:ascii="宋体" w:hAnsi="宋体" w:eastAsia="宋体"/>
+                <w:b/>
+                <w:sz w:val="21"/>
+              </w:rPr>
+              <w:t>高</w:t>
+            </w:r>
+          </w:p>
+        </w:tc>
+        <w:tc>
+          <w:tcPr>
+            <w:tcW w:type="dxa" w:w="1768"/>
+          </w:tcPr>
+          <w:p>
+            <w:pPr>
+              <w:spacing w:after="40"/>
+            </w:pPr>
+            <w:r/>
+            <w:r>
+              <w:rPr>
+                <w:rFonts w:ascii="宋体" w:hAnsi="宋体" w:eastAsia="宋体"/>
+                <w:b w:val="0"/>
+                <w:sz w:val="21"/>
+              </w:rPr>
+              <w:t>①词条表只收整词变体，覆盖不了「中文谐音+空格+英文」的口语混读；②Agent 遇到认不出的术语会自作主张替换</w:t>
+            </w:r>
+          </w:p>
+        </w:tc>
+        <w:tc>
+          <w:tcPr>
+            <w:tcW w:type="dxa" w:w="1768"/>
+          </w:tcPr>
+          <w:p>
+            <w:pPr>
+              <w:spacing w:after="40"/>
+            </w:pPr>
+            <w:r/>
+            <w:r>
+              <w:rPr>
+                <w:rFonts w:ascii="宋体" w:hAnsi="宋体" w:eastAsia="宋体"/>
+                <w:b w:val="0"/>
+                <w:sz w:val="21"/>
+              </w:rPr>
+              <w:t>新增 40 条口语混读正则层（长词优先）+ 服务端三重归一兜底；Agent 系统提示加「认不出就原话复述，严禁替换为另一个技术名词」硬约束</w:t>
+            </w:r>
+          </w:p>
+        </w:tc>
+      </w:tr>
+      <w:tr>
+        <w:tc>
+          <w:tcPr>
+            <w:tcW w:type="dxa" w:w="1768"/>
+          </w:tcPr>
+          <w:p>
+            <w:pPr>
+              <w:spacing w:after="40"/>
+            </w:pPr>
+            <w:r/>
+            <w:r>
+              <w:rPr>
+                <w:rFonts w:ascii="宋体" w:hAnsi="宋体" w:eastAsia="宋体"/>
+                <w:b w:val="0"/>
+                <w:sz w:val="21"/>
+              </w:rPr>
+              <w:t>B13</w:t>
+            </w:r>
+          </w:p>
+        </w:tc>
+        <w:tc>
+          <w:tcPr>
+            <w:tcW w:type="dxa" w:w="1768"/>
+          </w:tcPr>
+          <w:p>
+            <w:pPr>
+              <w:spacing w:after="40"/>
+            </w:pPr>
+            <w:r/>
+            <w:r>
+              <w:rPr>
+                <w:rFonts w:ascii="宋体" w:hAnsi="宋体" w:eastAsia="宋体"/>
+                <w:b w:val="0"/>
+                <w:sz w:val="21"/>
+              </w:rPr>
+              <w:t xml:space="preserve">修改归一变量作用域导致 </w:t>
+            </w:r>
+            <w:r>
+              <w:rPr>
+                <w:rFonts w:ascii="Consolas" w:hAnsi="Consolas" w:eastAsia="宋体"/>
+                <w:b w:val="0"/>
+                <w:sz w:val="19"/>
+              </w:rPr>
+              <w:t>answer is not defined</w:t>
+            </w:r>
+            <w:r>
+              <w:rPr>
+                <w:rFonts w:ascii="宋体" w:hAnsi="宋体" w:eastAsia="宋体"/>
+                <w:b w:val="0"/>
+                <w:sz w:val="21"/>
+              </w:rPr>
+              <w:t>（回归发现）</w:t>
+            </w:r>
+          </w:p>
+        </w:tc>
+        <w:tc>
+          <w:tcPr>
+            <w:tcW w:type="dxa" w:w="1768"/>
+          </w:tcPr>
+          <w:p>
+            <w:pPr>
+              <w:spacing w:after="40"/>
+            </w:pPr>
+            <w:r/>
+            <w:r>
+              <w:rPr>
+                <w:rFonts w:ascii="宋体" w:hAnsi="宋体" w:eastAsia="宋体"/>
+                <w:b w:val="0"/>
+                <w:sz w:val="21"/>
+              </w:rPr>
+              <w:t>中</w:t>
+            </w:r>
+          </w:p>
+        </w:tc>
+        <w:tc>
+          <w:tcPr>
+            <w:tcW w:type="dxa" w:w="1768"/>
+          </w:tcPr>
+          <w:p>
+            <w:pPr>
+              <w:spacing w:after="40"/>
+            </w:pPr>
+            <w:r/>
+            <w:r>
+              <w:rPr>
+                <w:rFonts w:ascii="宋体" w:hAnsi="宋体" w:eastAsia="宋体"/>
+                <w:b w:val="0"/>
+                <w:sz w:val="21"/>
+              </w:rPr>
+              <w:t>变量在分支内声明却在另一分支使用</w:t>
+            </w:r>
+          </w:p>
+        </w:tc>
+        <w:tc>
+          <w:tcPr>
+            <w:tcW w:type="dxa" w:w="1768"/>
+          </w:tcPr>
+          <w:p>
+            <w:pPr>
+              <w:spacing w:after="40"/>
+            </w:pPr>
+            <w:r/>
+            <w:r>
+              <w:rPr>
+                <w:rFonts w:ascii="宋体" w:hAnsi="宋体" w:eastAsia="宋体"/>
+                <w:b w:val="0"/>
+                <w:sz w:val="21"/>
+              </w:rPr>
+              <w:t>提到函数顶部统一声明，重启后复用上方 A/B 用例复测通过</w:t>
+            </w:r>
+          </w:p>
+        </w:tc>
+      </w:tr>
     </w:tbl>
     <w:p/>
     <w:p>
@@ -5163,6 +5432,11 @@
           <w:b w:val="0"/>
           <w:sz w:val="20"/>
         </w:rPr>
+        <w:t># 术语归一（单元层，无需服务）</w:t>
+        <w:br/>
+        <w:t>node test/terms.js</w:t>
+        <w:br/>
+        <w:br/>
         <w:t># 协议与联调（无需浏览器）</w:t>
         <w:br/>
         <w:t>node test/mcp.js</w:t>

--- a/docs/毕业设计/Word版/04-测试报告.docx
+++ b/docs/毕业设计/Word版/04-测试报告.docx
@@ -5135,7 +5135,7 @@
                 <w:b w:val="0"/>
                 <w:sz w:val="21"/>
               </w:rPr>
-              <w:t>①词条表只收整词变体，覆盖不了「中文谐音+空格+英文」的口语混读；②Agent 遇到认不出的术语会自作主张替换</w:t>
+              <w:t>静态术语表覆盖不了口语混读，且 Agent 遇到认不出的词会自作主张替换</w:t>
             </w:r>
           </w:p>
         </w:tc>
@@ -5151,10 +5151,18 @@
             <w:r>
               <w:rPr>
                 <w:rFonts w:ascii="宋体" w:hAnsi="宋体" w:eastAsia="宋体"/>
+                <w:b/>
+                <w:sz w:val="21"/>
+              </w:rPr>
+              <w:t>取消静态词典路线</w:t>
+            </w:r>
+            <w:r>
+              <w:rPr>
+                <w:rFonts w:ascii="宋体" w:hAnsi="宋体" w:eastAsia="宋体"/>
                 <w:b w:val="0"/>
                 <w:sz w:val="21"/>
               </w:rPr>
-              <w:t>新增 40 条口语混读正则层（长词优先）+ 服务端三重归一兜底；Agent 系统提示加「认不出就原话复述，严禁替换为另一个技术名词」硬约束</w:t>
+              <w:t>：删除 terms.js 映射表与 40 条正则，改由 Agent 在上下文里做语义推理；拿不准时输出 clarify 并温和确认（实测会说「你刚才说的哈 map，是指 HashMap 这类结构吗？」）</w:t>
             </w:r>
           </w:p>
         </w:tc>
@@ -5194,23 +5202,7 @@
                 <w:b w:val="0"/>
                 <w:sz w:val="21"/>
               </w:rPr>
-              <w:t xml:space="preserve">修改归一变量作用域导致 </w:t>
-            </w:r>
-            <w:r>
-              <w:rPr>
-                <w:rFonts w:ascii="Consolas" w:hAnsi="Consolas" w:eastAsia="宋体"/>
-                <w:b w:val="0"/>
-                <w:sz w:val="19"/>
-              </w:rPr>
-              <w:t>answer is not defined</w:t>
-            </w:r>
-            <w:r>
-              <w:rPr>
-                <w:rFonts w:ascii="宋体" w:hAnsi="宋体" w:eastAsia="宋体"/>
-                <w:b w:val="0"/>
-                <w:sz w:val="21"/>
-              </w:rPr>
-              <w:t>（回归发现）</w:t>
+              <w:t>修改归一变量作用域导致 answer is not defined（回归发现）</w:t>
             </w:r>
           </w:p>
         </w:tc>
@@ -5267,7 +5259,201 @@
                 <w:b w:val="0"/>
                 <w:sz w:val="21"/>
               </w:rPr>
-              <w:t>提到函数顶部统一声明，重启后复用上方 A/B 用例复测通过</w:t>
+              <w:t>提到函数顶部统一声明，重启后复测通过</w:t>
+            </w:r>
+          </w:p>
+        </w:tc>
+      </w:tr>
+      <w:tr>
+        <w:tc>
+          <w:tcPr>
+            <w:tcW w:type="dxa" w:w="1768"/>
+          </w:tcPr>
+          <w:p>
+            <w:pPr>
+              <w:spacing w:after="40"/>
+            </w:pPr>
+            <w:r/>
+            <w:r>
+              <w:rPr>
+                <w:rFonts w:ascii="宋体" w:hAnsi="宋体" w:eastAsia="宋体"/>
+                <w:b w:val="0"/>
+                <w:sz w:val="21"/>
+              </w:rPr>
+              <w:t>B14</w:t>
+            </w:r>
+          </w:p>
+        </w:tc>
+        <w:tc>
+          <w:tcPr>
+            <w:tcW w:type="dxa" w:w="1768"/>
+          </w:tcPr>
+          <w:p>
+            <w:pPr>
+              <w:spacing w:after="40"/>
+            </w:pPr>
+            <w:r/>
+            <w:r>
+              <w:rPr>
+                <w:rFonts w:ascii="宋体" w:hAnsi="宋体" w:eastAsia="宋体"/>
+                <w:b w:val="0"/>
+                <w:sz w:val="21"/>
+              </w:rPr>
+              <w:t>面试官想完才念，首个字要等 3.3s+，通话感差</w:t>
+            </w:r>
+          </w:p>
+        </w:tc>
+        <w:tc>
+          <w:tcPr>
+            <w:tcW w:type="dxa" w:w="1768"/>
+          </w:tcPr>
+          <w:p>
+            <w:pPr>
+              <w:spacing w:after="40"/>
+            </w:pPr>
+            <w:r/>
+            <w:r>
+              <w:rPr>
+                <w:rFonts w:ascii="宋体" w:hAnsi="宋体" w:eastAsia="宋体"/>
+                <w:b/>
+                <w:sz w:val="21"/>
+              </w:rPr>
+              <w:t>高</w:t>
+            </w:r>
+          </w:p>
+        </w:tc>
+        <w:tc>
+          <w:tcPr>
+            <w:tcW w:type="dxa" w:w="1768"/>
+          </w:tcPr>
+          <w:p>
+            <w:pPr>
+              <w:spacing w:after="40"/>
+            </w:pPr>
+            <w:r/>
+            <w:r>
+              <w:rPr>
+                <w:rFonts w:ascii="宋体" w:hAnsi="宋体" w:eastAsia="宋体"/>
+                <w:b w:val="0"/>
+                <w:sz w:val="21"/>
+              </w:rPr>
+              <w:t>整段生成完才交给 TTS；JSON 里 thought 排在 final 前，且允许中途调工具（多一次大模型往返）</w:t>
+            </w:r>
+          </w:p>
+        </w:tc>
+        <w:tc>
+          <w:tcPr>
+            <w:tcW w:type="dxa" w:w="1768"/>
+          </w:tcPr>
+          <w:p>
+            <w:pPr>
+              <w:spacing w:after="40"/>
+            </w:pPr>
+            <w:r/>
+            <w:r>
+              <w:rPr>
+                <w:rFonts w:ascii="宋体" w:hAnsi="宋体" w:eastAsia="宋体"/>
+                <w:b w:val="0"/>
+                <w:sz w:val="21"/>
+              </w:rPr>
+              <w:t>新增 SSE 流式链路 + 增量解析 final 字段；把 final 排到 JSON 第一位；实时路径禁用工具（单步出话）；前端攒够句读即开念。实测首字 1076ms、全文 1672ms</w:t>
+            </w:r>
+          </w:p>
+        </w:tc>
+      </w:tr>
+      <w:tr>
+        <w:tc>
+          <w:tcPr>
+            <w:tcW w:type="dxa" w:w="1768"/>
+          </w:tcPr>
+          <w:p>
+            <w:pPr>
+              <w:spacing w:after="40"/>
+            </w:pPr>
+            <w:r/>
+            <w:r>
+              <w:rPr>
+                <w:rFonts w:ascii="宋体" w:hAnsi="宋体" w:eastAsia="宋体"/>
+                <w:b w:val="0"/>
+                <w:sz w:val="21"/>
+              </w:rPr>
+              <w:t>B15</w:t>
+            </w:r>
+          </w:p>
+        </w:tc>
+        <w:tc>
+          <w:tcPr>
+            <w:tcW w:type="dxa" w:w="1768"/>
+          </w:tcPr>
+          <w:p>
+            <w:pPr>
+              <w:spacing w:after="40"/>
+            </w:pPr>
+            <w:r/>
+            <w:r>
+              <w:rPr>
+                <w:rFonts w:ascii="宋体" w:hAnsi="宋体" w:eastAsia="宋体"/>
+                <w:b w:val="0"/>
+                <w:sz w:val="21"/>
+              </w:rPr>
+              <w:t>说完一句话要等用户说出结束词才提交，观感像卡住了</w:t>
+            </w:r>
+          </w:p>
+        </w:tc>
+        <w:tc>
+          <w:tcPr>
+            <w:tcW w:type="dxa" w:w="1768"/>
+          </w:tcPr>
+          <w:p>
+            <w:pPr>
+              <w:spacing w:after="40"/>
+            </w:pPr>
+            <w:r/>
+            <w:r>
+              <w:rPr>
+                <w:rFonts w:ascii="宋体" w:hAnsi="宋体" w:eastAsia="宋体"/>
+                <w:b w:val="0"/>
+                <w:sz w:val="21"/>
+              </w:rPr>
+              <w:t>中</w:t>
+            </w:r>
+          </w:p>
+        </w:tc>
+        <w:tc>
+          <w:tcPr>
+            <w:tcW w:type="dxa" w:w="1768"/>
+          </w:tcPr>
+          <w:p>
+            <w:pPr>
+              <w:spacing w:after="40"/>
+            </w:pPr>
+            <w:r/>
+            <w:r>
+              <w:rPr>
+                <w:rFonts w:ascii="宋体" w:hAnsi="宋体" w:eastAsia="宋体"/>
+                <w:b w:val="0"/>
+                <w:sz w:val="21"/>
+              </w:rPr>
+              <w:t>端点事件只用于结束词判定</w:t>
+            </w:r>
+          </w:p>
+        </w:tc>
+        <w:tc>
+          <w:tcPr>
+            <w:tcW w:type="dxa" w:w="1768"/>
+          </w:tcPr>
+          <w:p>
+            <w:pPr>
+              <w:spacing w:after="40"/>
+            </w:pPr>
+            <w:r/>
+            <w:r>
+              <w:rPr>
+                <w:rFonts w:ascii="宋体" w:hAnsi="宋体" w:eastAsia="宋体"/>
+                <w:b w:val="0"/>
+                <w:sz w:val="21"/>
+              </w:rPr>
+              <w:t>引擎判定说完后给 1.4s 缓冲，期间一开口继续听，真静音才收尾；端点静音阈值 0.8s→1.6s</w:t>
             </w:r>
           </w:p>
         </w:tc>
@@ -5432,9 +5618,9 @@
           <w:b w:val="0"/>
           <w:sz w:val="20"/>
         </w:rPr>
-        <w:t># 术语归一（单元层，无需服务）</w:t>
+        <w:t># 流式流畅度（无需浏览器）：首字延迟 / 口头指令 / 歧义确认</w:t>
         <w:br/>
-        <w:t>node test/terms.js</w:t>
+        <w:t>node test/stream-fluency.js</w:t>
         <w:br/>
         <w:br/>
         <w:t># 协议与联调（无需浏览器）</w:t>
